--- a/Assets/Docs/Руководства/Трёхмерный Анатомический Атлас - руководство пользователя v1.31.DOCX
+++ b/Assets/Docs/Руководства/Трёхмерный Анатомический Атлас - руководство пользователя v1.31.DOCX
@@ -1,10 +1,11 @@
 
 <file path=word/document.xml><?xml version="1.0" encoding="utf-8"?>
-<w:document xmlns:wpc="http://schemas.microsoft.com/office/word/2010/wordprocessingCanvas" xmlns:cx="http://schemas.microsoft.com/office/drawing/2014/chartex" xmlns:cx1="http://schemas.microsoft.com/office/drawing/2015/9/8/chartex" xmlns:cx2="http://schemas.microsoft.com/office/drawing/2015/10/21/chartex" xmlns:cx3="http://schemas.microsoft.com/office/drawing/2016/5/9/chartex" xmlns:cx4="http://schemas.microsoft.com/office/drawing/2016/5/10/chartex" xmlns:cx5="http://schemas.microsoft.com/office/drawing/2016/5/11/chartex" xmlns:cx6="http://schemas.microsoft.com/office/drawing/2016/5/12/chartex" xmlns:cx7="http://schemas.microsoft.com/office/drawing/2016/5/13/chartex" xmlns:cx8="http://schemas.microsoft.com/office/drawing/2016/5/14/chartex" xmlns:mc="http://schemas.openxmlformats.org/markup-compatibility/2006" xmlns:aink="http://schemas.microsoft.com/office/drawing/2016/ink" xmlns:am3d="http://schemas.microsoft.com/office/drawing/2017/model3d" xmlns:o="urn:schemas-microsoft-com:office:office" xmlns:oel="http://schemas.microsoft.com/office/2019/extlst" xmlns:r="http://schemas.openxmlformats.org/officeDocument/2006/relationships" xmlns:m="http://schemas.openxmlformats.org/officeDocument/2006/math" xmlns:v="urn:schemas-microsoft-com:vml" xmlns:wp14="http://schemas.microsoft.com/office/word/2010/wordprocessingDrawing" xmlns:wp="http://schemas.openxmlformats.org/drawingml/2006/wordprocessingDrawing" xmlns:w10="urn:schemas-microsoft-com:office:word" xmlns:w="http://schemas.openxmlformats.org/wordprocessingml/2006/main" xmlns:w14="http://schemas.microsoft.com/office/word/2010/wordml" xmlns:w15="http://schemas.microsoft.com/office/word/2012/wordml" xmlns:w16cex="http://schemas.microsoft.com/office/word/2018/wordml/cex" xmlns:w16cid="http://schemas.microsoft.com/office/word/2016/wordml/cid" xmlns:w16="http://schemas.microsoft.com/office/word/2018/wordml" xmlns:w16du="http://schemas.microsoft.com/office/word/2023/wordml/word16du" xmlns:w16sdtdh="http://schemas.microsoft.com/office/word/2020/wordml/sdtdatahash" xmlns:w16sdtfl="http://schemas.microsoft.com/office/word/2024/wordml/sdtformatlock" xmlns:w16se="http://schemas.microsoft.com/office/word/2015/wordml/symex" xmlns:wpg="http://schemas.microsoft.com/office/word/2010/wordprocessingGroup" xmlns:wpi="http://schemas.microsoft.com/office/word/2010/wordprocessingInk" xmlns:wne="http://schemas.microsoft.com/office/word/2006/wordml" xmlns:wps="http://schemas.microsoft.com/office/word/2010/wordprocessingShape" mc:Ignorable="w14 w15 w16se w16cid w16 w16cex w16sdtdh w16sdtfl w16du wp14">
+<w:document xmlns:wpc="http://schemas.microsoft.com/office/word/2010/wordprocessingCanvas" xmlns:cx="http://schemas.microsoft.com/office/drawing/2014/chartex" xmlns:cx1="http://schemas.microsoft.com/office/drawing/2015/9/8/chartex" xmlns:cx2="http://schemas.microsoft.com/office/drawing/2015/10/21/chartex" xmlns:cx3="http://schemas.microsoft.com/office/drawing/2016/5/9/chartex" xmlns:cx4="http://schemas.microsoft.com/office/drawing/2016/5/10/chartex" xmlns:cx5="http://schemas.microsoft.com/office/drawing/2016/5/11/chartex" xmlns:cx6="http://schemas.microsoft.com/office/drawing/2016/5/12/chartex" xmlns:cx7="http://schemas.microsoft.com/office/drawing/2016/5/13/chartex" xmlns:cx8="http://schemas.microsoft.com/office/drawing/2016/5/14/chartex" xmlns:mc="http://schemas.openxmlformats.org/markup-compatibility/2006" xmlns:aink="http://schemas.microsoft.com/office/drawing/2016/ink" xmlns:am3d="http://schemas.microsoft.com/office/drawing/2017/model3d" xmlns:o="urn:schemas-microsoft-com:office:office" xmlns:oel="http://schemas.microsoft.com/office/2019/extlst" xmlns:r="http://schemas.openxmlformats.org/officeDocument/2006/relationships" xmlns:m="http://schemas.openxmlformats.org/officeDocument/2006/math" xmlns:v="urn:schemas-microsoft-com:vml" xmlns:wp14="http://schemas.microsoft.com/office/word/2010/wordprocessingDrawing" xmlns:wp="http://schemas.openxmlformats.org/drawingml/2006/wordprocessingDrawing" xmlns:w10="urn:schemas-microsoft-com:office:word" xmlns:w="http://schemas.openxmlformats.org/wordprocessingml/2006/main" xmlns:w14="http://schemas.microsoft.com/office/word/2010/wordml" xmlns:w15="http://schemas.microsoft.com/office/word/2012/wordml" xmlns:w16cex="http://schemas.microsoft.com/office/word/2018/wordml/cex" xmlns:w16cid="http://schemas.microsoft.com/office/word/2016/wordml/cid" xmlns:w16="http://schemas.microsoft.com/office/word/2018/wordml" xmlns:w16du="http://schemas.microsoft.com/office/word/2023/wordml/word16du" xmlns:w16sdtdh="http://schemas.microsoft.com/office/word/2020/wordml/sdtdatahash" xmlns:w16se="http://schemas.microsoft.com/office/word/2015/wordml/symex" xmlns:wpg="http://schemas.microsoft.com/office/word/2010/wordprocessingGroup" xmlns:wpi="http://schemas.microsoft.com/office/word/2010/wordprocessingInk" xmlns:wne="http://schemas.microsoft.com/office/word/2006/wordml" xmlns:wps="http://schemas.microsoft.com/office/word/2010/wordprocessingShape" mc:Ignorable="w14 w15 w16se w16cid w16 w16cex w16sdtdh wp14">
   <w:body>
     <w:p>
       <w:pPr>
         <w:spacing w:line="240" w:lineRule="auto"/>
+        <w:ind w:firstLine="284"/>
         <w:jc w:val="center"/>
         <w:rPr>
           <w:rFonts w:ascii="Gotham Pro" w:hAnsi="Gotham Pro" w:cs="Gotham Pro"/>
@@ -28,6 +29,7 @@
     <w:p>
       <w:pPr>
         <w:spacing w:line="240" w:lineRule="auto"/>
+        <w:ind w:firstLine="284"/>
         <w:jc w:val="center"/>
         <w:rPr>
           <w:rFonts w:ascii="Gotham Pro" w:hAnsi="Gotham Pro" w:cs="Gotham Pro"/>
@@ -55,6 +57,7 @@
     <w:p>
       <w:pPr>
         <w:spacing w:line="240" w:lineRule="auto"/>
+        <w:ind w:firstLine="284"/>
         <w:jc w:val="center"/>
         <w:rPr>
           <w:rFonts w:ascii="Gotham Pro" w:hAnsi="Gotham Pro" w:cs="Gotham Pro"/>
@@ -176,7 +179,7 @@
       <w:pPr>
         <w:pStyle w:val="a7"/>
         <w:spacing w:line="240" w:lineRule="auto"/>
-        <w:ind w:left="0"/>
+        <w:ind w:left="0" w:firstLine="284"/>
         <w:jc w:val="center"/>
         <w:rPr>
           <w:rFonts w:ascii="Gotham Pro" w:hAnsi="Gotham Pro" w:cs="Gotham Pro"/>
@@ -235,7 +238,19 @@
       <w:pPr>
         <w:pStyle w:val="a7"/>
         <w:spacing w:line="240" w:lineRule="auto"/>
-        <w:ind w:left="284"/>
+        <w:ind w:left="0" w:firstLine="284"/>
+        <w:jc w:val="center"/>
+        <w:rPr>
+          <w:rFonts w:ascii="Gotham Pro" w:hAnsi="Gotham Pro" w:cs="Gotham Pro"/>
+          <w:lang w:val="en-US"/>
+        </w:rPr>
+      </w:pPr>
+    </w:p>
+    <w:p>
+      <w:pPr>
+        <w:pStyle w:val="a7"/>
+        <w:spacing w:line="240" w:lineRule="auto"/>
+        <w:ind w:left="284" w:firstLine="284"/>
         <w:jc w:val="center"/>
         <w:rPr>
           <w:rFonts w:ascii="Gotham Pro" w:hAnsi="Gotham Pro" w:cs="Gotham Pro"/>
@@ -260,43 +275,24 @@
         <w:rPr>
           <w:rFonts w:ascii="Gotham Pro" w:hAnsi="Gotham Pro" w:cs="Gotham Pro"/>
         </w:rPr>
-        <w:t xml:space="preserve">После </w:t>
-      </w:r>
-      <w:r>
-        <w:rPr>
-          <w:rFonts w:ascii="Gotham Pro" w:hAnsi="Gotham Pro" w:cs="Gotham Pro"/>
-        </w:rPr>
-        <w:t>загрузки программы п</w:t>
-      </w:r>
-      <w:r>
-        <w:rPr>
-          <w:rFonts w:ascii="Gotham Pro" w:hAnsi="Gotham Pro" w:cs="Gotham Pro"/>
-        </w:rPr>
-        <w:t>роизойдёт загрузка модуля с анатомией животного</w:t>
-      </w:r>
-      <w:r>
-        <w:rPr>
-          <w:rFonts w:ascii="Gotham Pro" w:hAnsi="Gotham Pro" w:cs="Gotham Pro"/>
-        </w:rPr>
-        <w:t>.</w:t>
-      </w:r>
-    </w:p>
-    <w:p>
-      <w:pPr>
-        <w:pStyle w:val="a7"/>
-        <w:spacing w:line="240" w:lineRule="auto"/>
-        <w:ind w:left="284"/>
-        <w:jc w:val="both"/>
-        <w:rPr>
-          <w:rFonts w:ascii="Gotham Pro" w:hAnsi="Gotham Pro" w:cs="Gotham Pro"/>
-        </w:rPr>
-      </w:pPr>
-    </w:p>
-    <w:p>
-      <w:pPr>
-        <w:pStyle w:val="a7"/>
-        <w:spacing w:line="240" w:lineRule="auto"/>
-        <w:ind w:left="0" w:firstLine="284"/>
+        <w:t>П</w:t>
+      </w:r>
+      <w:r>
+        <w:rPr>
+          <w:rFonts w:ascii="Gotham Pro" w:hAnsi="Gotham Pro" w:cs="Gotham Pro"/>
+        </w:rPr>
+        <w:t>осле запуска программы первыми кад</w:t>
+      </w:r>
+      <w:r>
+        <w:rPr>
+          <w:rFonts w:ascii="Gotham Pro" w:hAnsi="Gotham Pro" w:cs="Gotham Pro"/>
+        </w:rPr>
+        <w:t>рами произойдёт воспроизведение промо-видео компании-разработчика программы.</w:t>
+      </w:r>
+    </w:p>
+    <w:p>
+      <w:pPr>
+        <w:spacing w:line="240" w:lineRule="auto"/>
         <w:jc w:val="center"/>
         <w:rPr>
           <w:rFonts w:ascii="Gotham Pro" w:hAnsi="Gotham Pro" w:cs="Gotham Pro"/>
@@ -308,10 +304,10 @@
           <w:noProof/>
         </w:rPr>
         <w:drawing>
-          <wp:inline distT="0" distB="0" distL="0" distR="0" wp14:anchorId="65DC674D" wp14:editId="6B2E9635">
-            <wp:extent cx="4830039" cy="2716897"/>
-            <wp:effectExtent l="0" t="0" r="8890" b="7620"/>
-            <wp:docPr id="478627411" name="Рисунок 4"/>
+          <wp:inline distT="0" distB="0" distL="0" distR="0" wp14:anchorId="56A0F84F" wp14:editId="37BDD9C5">
+            <wp:extent cx="4572000" cy="2571749"/>
+            <wp:effectExtent l="0" t="0" r="0" b="635"/>
+            <wp:docPr id="1276649699" name="Рисунок 4"/>
             <wp:cNvGraphicFramePr>
               <a:graphicFrameLocks xmlns:a="http://schemas.openxmlformats.org/drawingml/2006/main" noChangeAspect="1"/>
             </wp:cNvGraphicFramePr>
@@ -319,7 +315,7 @@
               <a:graphicData uri="http://schemas.openxmlformats.org/drawingml/2006/picture">
                 <pic:pic xmlns:pic="http://schemas.openxmlformats.org/drawingml/2006/picture">
                   <pic:nvPicPr>
-                    <pic:cNvPr id="478627411" name="Рисунок 4"/>
+                    <pic:cNvPr id="1322309992" name="Рисунок 4"/>
                     <pic:cNvPicPr>
                       <a:picLocks noChangeAspect="1" noChangeArrowheads="1"/>
                     </pic:cNvPicPr>
@@ -339,7 +335,7 @@
                   <pic:spPr bwMode="auto">
                     <a:xfrm>
                       <a:off x="0" y="0"/>
-                      <a:ext cx="4830039" cy="2716897"/>
+                      <a:ext cx="4575544" cy="2573742"/>
                     </a:xfrm>
                     <a:prstGeom prst="rect">
                       <a:avLst/>
@@ -358,9 +354,7 @@
     </w:p>
     <w:p>
       <w:pPr>
-        <w:pStyle w:val="a7"/>
-        <w:spacing w:line="240" w:lineRule="auto"/>
-        <w:ind w:left="284"/>
+        <w:spacing w:line="240" w:lineRule="auto"/>
         <w:jc w:val="center"/>
         <w:rPr>
           <w:rFonts w:ascii="Gotham Pro" w:hAnsi="Gotham Pro" w:cs="Gotham Pro"/>
@@ -374,7 +368,7 @@
           <w:ilvl w:val="0"/>
           <w:numId w:val="2"/>
         </w:numPr>
-        <w:spacing w:line="240" w:lineRule="auto"/>
+        <w:spacing w:after="0" w:line="240" w:lineRule="auto"/>
         <w:ind w:left="0" w:firstLine="284"/>
         <w:jc w:val="both"/>
         <w:rPr>
@@ -385,96 +379,50 @@
         <w:rPr>
           <w:rFonts w:ascii="Gotham Pro" w:hAnsi="Gotham Pro" w:cs="Gotham Pro"/>
         </w:rPr>
-        <w:t>По центру экрана показывается 3</w:t>
-      </w:r>
-      <w:r>
-        <w:rPr>
-          <w:rFonts w:ascii="Gotham Pro" w:hAnsi="Gotham Pro" w:cs="Gotham Pro"/>
-          <w:lang w:val="en-US"/>
-        </w:rPr>
-        <w:t>D</w:t>
-      </w:r>
-      <w:r>
-        <w:rPr>
-          <w:rFonts w:ascii="Gotham Pro" w:hAnsi="Gotham Pro" w:cs="Gotham Pro"/>
-        </w:rPr>
-        <w:t xml:space="preserve">-модель, которую можно вращать нажатием </w:t>
-      </w:r>
-      <w:r>
-        <w:rPr>
-          <w:rFonts w:ascii="Gotham Pro" w:hAnsi="Gotham Pro" w:cs="Gotham Pro"/>
-        </w:rPr>
-        <w:t>левой</w:t>
-      </w:r>
-      <w:r>
-        <w:rPr>
-          <w:rFonts w:ascii="Gotham Pro" w:hAnsi="Gotham Pro" w:cs="Gotham Pro"/>
-        </w:rPr>
-        <w:t xml:space="preserve"> кнопки мыши (</w:t>
-      </w:r>
-      <w:r>
-        <w:rPr>
-          <w:rFonts w:ascii="Gotham Pro" w:hAnsi="Gotham Pro" w:cs="Gotham Pro"/>
-        </w:rPr>
-        <w:t>Л</w:t>
-      </w:r>
-      <w:r>
-        <w:rPr>
-          <w:rFonts w:ascii="Gotham Pro" w:hAnsi="Gotham Pro" w:cs="Gotham Pro"/>
-        </w:rPr>
-        <w:t xml:space="preserve">КМ) и </w:t>
-      </w:r>
-      <w:r>
-        <w:rPr>
-          <w:rFonts w:ascii="Gotham Pro" w:hAnsi="Gotham Pro" w:cs="Gotham Pro"/>
-        </w:rPr>
-        <w:t xml:space="preserve">одновременным </w:t>
-      </w:r>
-      <w:r>
-        <w:rPr>
-          <w:rFonts w:ascii="Gotham Pro" w:hAnsi="Gotham Pro" w:cs="Gotham Pro"/>
-        </w:rPr>
-        <w:t>движением мыши влево</w:t>
-      </w:r>
-      <w:r>
-        <w:rPr>
-          <w:rFonts w:ascii="Gotham Pro" w:hAnsi="Gotham Pro" w:cs="Gotham Pro"/>
-        </w:rPr>
-        <w:t>-</w:t>
-      </w:r>
-      <w:r>
-        <w:rPr>
-          <w:rFonts w:ascii="Gotham Pro" w:hAnsi="Gotham Pro" w:cs="Gotham Pro"/>
-        </w:rPr>
-        <w:t>вправо</w:t>
-      </w:r>
-      <w:r>
-        <w:rPr>
-          <w:rFonts w:ascii="Gotham Pro" w:hAnsi="Gotham Pro" w:cs="Gotham Pro"/>
-        </w:rPr>
-        <w:t>, вверх-вниз</w:t>
-      </w:r>
-      <w:r>
-        <w:rPr>
-          <w:rFonts w:ascii="Gotham Pro" w:hAnsi="Gotham Pro" w:cs="Gotham Pro"/>
-        </w:rPr>
-        <w:t>.</w:t>
-      </w:r>
-    </w:p>
-    <w:p>
-      <w:pPr>
-        <w:pStyle w:val="a7"/>
+        <w:t xml:space="preserve">После того, как проигрывание видео завершится, произойдёт загрузка сцены </w:t>
+      </w:r>
+      <w:r>
+        <w:rPr>
+          <w:rFonts w:ascii="Gotham Pro" w:hAnsi="Gotham Pro" w:cs="Gotham Pro"/>
+          <w:b/>
+          <w:bCs/>
+        </w:rPr>
+        <w:t>Главного меню</w:t>
+      </w:r>
+      <w:r>
+        <w:rPr>
+          <w:rFonts w:ascii="Gotham Pro" w:hAnsi="Gotham Pro" w:cs="Gotham Pro"/>
+        </w:rPr>
+        <w:t xml:space="preserve"> с возможностью </w:t>
+      </w:r>
+      <w:r>
+        <w:rPr>
+          <w:rFonts w:ascii="Gotham Pro" w:hAnsi="Gotham Pro" w:cs="Gotham Pro"/>
+        </w:rPr>
+        <w:t xml:space="preserve">выбора </w:t>
+      </w:r>
+      <w:r>
+        <w:rPr>
+          <w:rFonts w:ascii="Gotham Pro" w:hAnsi="Gotham Pro" w:cs="Gotham Pro"/>
+        </w:rPr>
+        <w:t>модуля конкретного животного.</w:t>
+      </w:r>
+    </w:p>
+    <w:p>
+      <w:pPr>
+        <w:pStyle w:val="a7"/>
+        <w:spacing w:after="0" w:line="240" w:lineRule="auto"/>
+        <w:ind w:left="284"/>
+        <w:jc w:val="both"/>
+        <w:rPr>
+          <w:rFonts w:ascii="Gotham Pro" w:hAnsi="Gotham Pro" w:cs="Gotham Pro"/>
+        </w:rPr>
+      </w:pPr>
+    </w:p>
+    <w:p>
+      <w:pPr>
+        <w:spacing w:after="0" w:line="240" w:lineRule="auto"/>
         <w:ind w:firstLine="284"/>
-        <w:rPr>
-          <w:rFonts w:ascii="Gotham Pro" w:hAnsi="Gotham Pro" w:cs="Gotham Pro"/>
-        </w:rPr>
-      </w:pPr>
-    </w:p>
-    <w:p>
-      <w:pPr>
-        <w:pStyle w:val="a7"/>
-        <w:spacing w:line="240" w:lineRule="auto"/>
-        <w:ind w:left="0" w:firstLine="284"/>
         <w:jc w:val="center"/>
         <w:rPr>
           <w:rFonts w:ascii="Gotham Pro" w:hAnsi="Gotham Pro" w:cs="Gotham Pro"/>
@@ -486,10 +434,10 @@
           <w:noProof/>
         </w:rPr>
         <w:drawing>
-          <wp:inline distT="0" distB="0" distL="0" distR="0" wp14:anchorId="0300054A" wp14:editId="025DFFE5">
-            <wp:extent cx="4768427" cy="2682240"/>
-            <wp:effectExtent l="0" t="0" r="0" b="3810"/>
-            <wp:docPr id="688624599" name="Рисунок 4"/>
+          <wp:inline distT="0" distB="0" distL="0" distR="0" wp14:anchorId="496B43C2" wp14:editId="6C8F38B4">
+            <wp:extent cx="4830039" cy="2716896"/>
+            <wp:effectExtent l="0" t="0" r="8890" b="7620"/>
+            <wp:docPr id="1322309992" name="Рисунок 4"/>
             <wp:cNvGraphicFramePr>
               <a:graphicFrameLocks xmlns:a="http://schemas.openxmlformats.org/drawingml/2006/main" noChangeAspect="1"/>
             </wp:cNvGraphicFramePr>
@@ -497,7 +445,7 @@
               <a:graphicData uri="http://schemas.openxmlformats.org/drawingml/2006/picture">
                 <pic:pic xmlns:pic="http://schemas.openxmlformats.org/drawingml/2006/picture">
                   <pic:nvPicPr>
-                    <pic:cNvPr id="688624599" name="Рисунок 4"/>
+                    <pic:cNvPr id="1322309992" name="Рисунок 4"/>
                     <pic:cNvPicPr>
                       <a:picLocks noChangeAspect="1" noChangeArrowheads="1"/>
                     </pic:cNvPicPr>
@@ -517,7 +465,7 @@
                   <pic:spPr bwMode="auto">
                     <a:xfrm>
                       <a:off x="0" y="0"/>
-                      <a:ext cx="4770124" cy="2683195"/>
+                      <a:ext cx="4830039" cy="2716896"/>
                     </a:xfrm>
                     <a:prstGeom prst="rect">
                       <a:avLst/>
@@ -537,17 +485,6 @@
     <w:p>
       <w:pPr>
         <w:pStyle w:val="a7"/>
-        <w:spacing w:line="240" w:lineRule="auto"/>
-        <w:ind w:left="0" w:firstLine="284"/>
-        <w:jc w:val="both"/>
-        <w:rPr>
-          <w:rFonts w:ascii="Gotham Pro" w:hAnsi="Gotham Pro" w:cs="Gotham Pro"/>
-        </w:rPr>
-      </w:pPr>
-    </w:p>
-    <w:p>
-      <w:pPr>
-        <w:pStyle w:val="a7"/>
         <w:numPr>
           <w:ilvl w:val="0"/>
           <w:numId w:val="2"/>
@@ -557,8 +494,6 @@
         <w:jc w:val="both"/>
         <w:rPr>
           <w:rFonts w:ascii="Gotham Pro" w:hAnsi="Gotham Pro" w:cs="Gotham Pro"/>
-          <w:b/>
-          <w:bCs/>
         </w:rPr>
       </w:pPr>
       <w:r>
@@ -566,31 +501,7 @@
           <w:rFonts w:ascii="Gotham Pro" w:hAnsi="Gotham Pro" w:cs="Gotham Pro"/>
         </w:rPr>
         <w:lastRenderedPageBreak/>
-        <w:t>Если кликнуть правой кнопкой мыши (ПКМ) по модели, произойдёт выделение части тела, она подсветится синим</w:t>
-      </w:r>
-      <w:r>
-        <w:rPr>
-          <w:rFonts w:ascii="Gotham Pro" w:hAnsi="Gotham Pro" w:cs="Gotham Pro"/>
-        </w:rPr>
-        <w:t xml:space="preserve"> цветом</w:t>
-      </w:r>
-      <w:r>
-        <w:rPr>
-          <w:rFonts w:ascii="Gotham Pro" w:hAnsi="Gotham Pro" w:cs="Gotham Pro"/>
-        </w:rPr>
-        <w:t>, в нижней части экрана появится панель с описанием части тела, справа</w:t>
-      </w:r>
-      <w:r>
-        <w:rPr>
-          <w:rFonts w:ascii="Gotham Pro" w:hAnsi="Gotham Pro" w:cs="Gotham Pro"/>
-        </w:rPr>
-        <w:t xml:space="preserve"> чуть ниже середины экрана</w:t>
-      </w:r>
-      <w:r>
-        <w:rPr>
-          <w:rFonts w:ascii="Gotham Pro" w:hAnsi="Gotham Pro" w:cs="Gotham Pro"/>
-        </w:rPr>
-        <w:t xml:space="preserve"> – панель принадлежности выделенной части тела к группе</w:t>
+        <w:t>Для выбора необходимого животного следует в нижней части экрана нажать на кнопку с изображением этого животного</w:t>
       </w:r>
       <w:r>
         <w:rPr>
@@ -607,16 +518,14 @@
         <w:jc w:val="both"/>
         <w:rPr>
           <w:rFonts w:ascii="Gotham Pro" w:hAnsi="Gotham Pro" w:cs="Gotham Pro"/>
-          <w:b/>
-          <w:bCs/>
-        </w:rPr>
-      </w:pPr>
-    </w:p>
-    <w:p>
-      <w:pPr>
-        <w:pStyle w:val="a7"/>
-        <w:spacing w:line="240" w:lineRule="auto"/>
-        <w:ind w:left="0" w:firstLine="284"/>
+        </w:rPr>
+      </w:pPr>
+    </w:p>
+    <w:p>
+      <w:pPr>
+        <w:pStyle w:val="a7"/>
+        <w:spacing w:line="240" w:lineRule="auto"/>
+        <w:ind w:left="284"/>
         <w:jc w:val="center"/>
         <w:rPr>
           <w:rFonts w:ascii="Gotham Pro" w:hAnsi="Gotham Pro" w:cs="Gotham Pro"/>
@@ -628,10 +537,10 @@
           <w:noProof/>
         </w:rPr>
         <w:drawing>
-          <wp:inline distT="0" distB="0" distL="0" distR="0" wp14:anchorId="1D5C0558" wp14:editId="4CAB1926">
-            <wp:extent cx="4369834" cy="2458032"/>
-            <wp:effectExtent l="0" t="0" r="0" b="0"/>
-            <wp:docPr id="1934617836" name="Рисунок 4"/>
+          <wp:inline distT="0" distB="0" distL="0" distR="0" wp14:anchorId="6FDBE6BB" wp14:editId="3E8370A1">
+            <wp:extent cx="4705350" cy="2646760"/>
+            <wp:effectExtent l="0" t="0" r="0" b="1270"/>
+            <wp:docPr id="1949047442" name="Рисунок 4"/>
             <wp:cNvGraphicFramePr>
               <a:graphicFrameLocks xmlns:a="http://schemas.openxmlformats.org/drawingml/2006/main" noChangeAspect="1"/>
             </wp:cNvGraphicFramePr>
@@ -639,7 +548,7 @@
               <a:graphicData uri="http://schemas.openxmlformats.org/drawingml/2006/picture">
                 <pic:pic xmlns:pic="http://schemas.openxmlformats.org/drawingml/2006/picture">
                   <pic:nvPicPr>
-                    <pic:cNvPr id="1934617836" name="Рисунок 4"/>
+                    <pic:cNvPr id="1949047442" name="Рисунок 4"/>
                     <pic:cNvPicPr>
                       <a:picLocks noChangeAspect="1" noChangeArrowheads="1"/>
                     </pic:cNvPicPr>
@@ -659,7 +568,7 @@
                   <pic:spPr bwMode="auto">
                     <a:xfrm>
                       <a:off x="0" y="0"/>
-                      <a:ext cx="4369834" cy="2458032"/>
+                      <a:ext cx="4714207" cy="2651742"/>
                     </a:xfrm>
                     <a:prstGeom prst="rect">
                       <a:avLst/>
@@ -680,8 +589,8 @@
       <w:pPr>
         <w:pStyle w:val="a7"/>
         <w:spacing w:line="240" w:lineRule="auto"/>
-        <w:ind w:left="0" w:firstLine="284"/>
-        <w:jc w:val="center"/>
+        <w:ind w:left="284"/>
+        <w:jc w:val="both"/>
         <w:rPr>
           <w:rFonts w:ascii="Gotham Pro" w:hAnsi="Gotham Pro" w:cs="Gotham Pro"/>
         </w:rPr>
@@ -705,26 +614,21 @@
         <w:rPr>
           <w:rFonts w:ascii="Gotham Pro" w:hAnsi="Gotham Pro" w:cs="Gotham Pro"/>
         </w:rPr>
-        <w:t>Чтобы снять выделение, необходимо кликнуть ПКМ на свободном участке экрана, где нет никакой 3</w:t>
-      </w:r>
-      <w:r>
-        <w:rPr>
-          <w:rFonts w:ascii="Gotham Pro" w:hAnsi="Gotham Pro" w:cs="Gotham Pro"/>
-          <w:lang w:val="en-US"/>
-        </w:rPr>
-        <w:t>D</w:t>
-      </w:r>
-      <w:r>
-        <w:rPr>
-          <w:rFonts w:ascii="Gotham Pro" w:hAnsi="Gotham Pro" w:cs="Gotham Pro"/>
-        </w:rPr>
-        <w:t>-модели</w:t>
-      </w:r>
-      <w:r>
-        <w:rPr>
-          <w:rFonts w:ascii="Gotham Pro" w:hAnsi="Gotham Pro" w:cs="Gotham Pro"/>
-        </w:rPr>
-        <w:t>.</w:t>
+        <w:t xml:space="preserve">Когда животное выбрано, в нижнем правом углу экрана появится кнопка </w:t>
+      </w:r>
+      <w:r>
+        <w:rPr>
+          <w:rFonts w:ascii="Gotham Pro" w:hAnsi="Gotham Pro" w:cs="Gotham Pro"/>
+          <w:b/>
+          <w:bCs/>
+        </w:rPr>
+        <w:t>«Запустить»</w:t>
+      </w:r>
+      <w:r>
+        <w:rPr>
+          <w:rFonts w:ascii="Gotham Pro" w:hAnsi="Gotham Pro" w:cs="Gotham Pro"/>
+        </w:rPr>
+        <w:t>, при нажатии которой запустится процесс загрузки модуля выбранного животного.</w:t>
       </w:r>
     </w:p>
     <w:p>
@@ -742,7 +646,7 @@
       <w:pPr>
         <w:pStyle w:val="a7"/>
         <w:spacing w:line="240" w:lineRule="auto"/>
-        <w:ind w:left="0" w:firstLine="284"/>
+        <w:ind w:left="284"/>
         <w:jc w:val="center"/>
         <w:rPr>
           <w:rFonts w:ascii="Gotham Pro" w:hAnsi="Gotham Pro" w:cs="Gotham Pro"/>
@@ -754,10 +658,10 @@
           <w:noProof/>
         </w:rPr>
         <w:drawing>
-          <wp:inline distT="0" distB="0" distL="0" distR="0" wp14:anchorId="20E4D769" wp14:editId="32D91298">
-            <wp:extent cx="4384512" cy="2466288"/>
+          <wp:inline distT="0" distB="0" distL="0" distR="0" wp14:anchorId="0BCC7696" wp14:editId="4D7ACAFC">
+            <wp:extent cx="4714875" cy="2652116"/>
             <wp:effectExtent l="0" t="0" r="0" b="0"/>
-            <wp:docPr id="257946308" name="Рисунок 4"/>
+            <wp:docPr id="670352958" name="Рисунок 4"/>
             <wp:cNvGraphicFramePr>
               <a:graphicFrameLocks xmlns:a="http://schemas.openxmlformats.org/drawingml/2006/main" noChangeAspect="1"/>
             </wp:cNvGraphicFramePr>
@@ -765,7 +669,7 @@
               <a:graphicData uri="http://schemas.openxmlformats.org/drawingml/2006/picture">
                 <pic:pic xmlns:pic="http://schemas.openxmlformats.org/drawingml/2006/picture">
                   <pic:nvPicPr>
-                    <pic:cNvPr id="257946308" name="Рисунок 4"/>
+                    <pic:cNvPr id="670352958" name="Рисунок 4"/>
                     <pic:cNvPicPr>
                       <a:picLocks noChangeAspect="1" noChangeArrowheads="1"/>
                     </pic:cNvPicPr>
@@ -785,7 +689,7 @@
                   <pic:spPr bwMode="auto">
                     <a:xfrm>
                       <a:off x="0" y="0"/>
-                      <a:ext cx="4384512" cy="2466288"/>
+                      <a:ext cx="4723422" cy="2656924"/>
                     </a:xfrm>
                     <a:prstGeom prst="rect">
                       <a:avLst/>
@@ -806,8 +710,8 @@
       <w:pPr>
         <w:pStyle w:val="a7"/>
         <w:spacing w:line="240" w:lineRule="auto"/>
-        <w:ind w:left="0" w:firstLine="284"/>
-        <w:jc w:val="center"/>
+        <w:ind w:left="284"/>
+        <w:jc w:val="both"/>
         <w:rPr>
           <w:rFonts w:ascii="Gotham Pro" w:hAnsi="Gotham Pro" w:cs="Gotham Pro"/>
         </w:rPr>
@@ -831,6 +735,558 @@
         <w:rPr>
           <w:rFonts w:ascii="Gotham Pro" w:hAnsi="Gotham Pro" w:cs="Gotham Pro"/>
         </w:rPr>
+        <w:t>Далее произойдёт загрузка модуля выбранного животного.</w:t>
+      </w:r>
+    </w:p>
+    <w:p>
+      <w:pPr>
+        <w:pStyle w:val="a7"/>
+        <w:spacing w:line="240" w:lineRule="auto"/>
+        <w:ind w:left="284"/>
+        <w:jc w:val="both"/>
+        <w:rPr>
+          <w:rFonts w:ascii="Gotham Pro" w:hAnsi="Gotham Pro" w:cs="Gotham Pro"/>
+        </w:rPr>
+      </w:pPr>
+    </w:p>
+    <w:p>
+      <w:pPr>
+        <w:pStyle w:val="a7"/>
+        <w:spacing w:line="240" w:lineRule="auto"/>
+        <w:ind w:left="0" w:firstLine="284"/>
+        <w:jc w:val="center"/>
+        <w:rPr>
+          <w:rFonts w:ascii="Gotham Pro" w:hAnsi="Gotham Pro" w:cs="Gotham Pro"/>
+        </w:rPr>
+      </w:pPr>
+      <w:r>
+        <w:rPr>
+          <w:rFonts w:ascii="Gotham Pro" w:hAnsi="Gotham Pro" w:cs="Gotham Pro"/>
+          <w:noProof/>
+        </w:rPr>
+        <w:drawing>
+          <wp:inline distT="0" distB="0" distL="0" distR="0" wp14:anchorId="65DC674D" wp14:editId="2780BF0A">
+            <wp:extent cx="4714875" cy="2652117"/>
+            <wp:effectExtent l="0" t="0" r="0" b="0"/>
+            <wp:docPr id="478627411" name="Рисунок 4"/>
+            <wp:cNvGraphicFramePr>
+              <a:graphicFrameLocks xmlns:a="http://schemas.openxmlformats.org/drawingml/2006/main" noChangeAspect="1"/>
+            </wp:cNvGraphicFramePr>
+            <a:graphic xmlns:a="http://schemas.openxmlformats.org/drawingml/2006/main">
+              <a:graphicData uri="http://schemas.openxmlformats.org/drawingml/2006/picture">
+                <pic:pic xmlns:pic="http://schemas.openxmlformats.org/drawingml/2006/picture">
+                  <pic:nvPicPr>
+                    <pic:cNvPr id="478627411" name="Рисунок 4"/>
+                    <pic:cNvPicPr>
+                      <a:picLocks noChangeAspect="1" noChangeArrowheads="1"/>
+                    </pic:cNvPicPr>
+                  </pic:nvPicPr>
+                  <pic:blipFill>
+                    <a:blip r:embed="rId10" cstate="print">
+                      <a:extLst>
+                        <a:ext uri="{28A0092B-C50C-407E-A947-70E740481C1C}">
+                          <a14:useLocalDpi xmlns:a14="http://schemas.microsoft.com/office/drawing/2010/main" val="0"/>
+                        </a:ext>
+                      </a:extLst>
+                    </a:blip>
+                    <a:stretch>
+                      <a:fillRect/>
+                    </a:stretch>
+                  </pic:blipFill>
+                  <pic:spPr bwMode="auto">
+                    <a:xfrm>
+                      <a:off x="0" y="0"/>
+                      <a:ext cx="4720527" cy="2655296"/>
+                    </a:xfrm>
+                    <a:prstGeom prst="rect">
+                      <a:avLst/>
+                    </a:prstGeom>
+                    <a:noFill/>
+                    <a:ln>
+                      <a:noFill/>
+                    </a:ln>
+                  </pic:spPr>
+                </pic:pic>
+              </a:graphicData>
+            </a:graphic>
+          </wp:inline>
+        </w:drawing>
+      </w:r>
+    </w:p>
+    <w:p>
+      <w:pPr>
+        <w:pStyle w:val="a7"/>
+        <w:spacing w:line="240" w:lineRule="auto"/>
+        <w:ind w:left="284" w:firstLine="284"/>
+        <w:jc w:val="center"/>
+        <w:rPr>
+          <w:rFonts w:ascii="Gotham Pro" w:hAnsi="Gotham Pro" w:cs="Gotham Pro"/>
+        </w:rPr>
+      </w:pPr>
+    </w:p>
+    <w:p>
+      <w:pPr>
+        <w:pStyle w:val="a7"/>
+        <w:numPr>
+          <w:ilvl w:val="0"/>
+          <w:numId w:val="2"/>
+        </w:numPr>
+        <w:spacing w:line="240" w:lineRule="auto"/>
+        <w:ind w:left="0" w:firstLine="284"/>
+        <w:jc w:val="both"/>
+        <w:rPr>
+          <w:rFonts w:ascii="Gotham Pro" w:hAnsi="Gotham Pro" w:cs="Gotham Pro"/>
+        </w:rPr>
+      </w:pPr>
+      <w:r>
+        <w:rPr>
+          <w:rFonts w:ascii="Gotham Pro" w:hAnsi="Gotham Pro" w:cs="Gotham Pro"/>
+        </w:rPr>
+        <w:t>По центру экрана показывается 3</w:t>
+      </w:r>
+      <w:r>
+        <w:rPr>
+          <w:rFonts w:ascii="Gotham Pro" w:hAnsi="Gotham Pro" w:cs="Gotham Pro"/>
+          <w:lang w:val="en-US"/>
+        </w:rPr>
+        <w:t>D</w:t>
+      </w:r>
+      <w:r>
+        <w:rPr>
+          <w:rFonts w:ascii="Gotham Pro" w:hAnsi="Gotham Pro" w:cs="Gotham Pro"/>
+        </w:rPr>
+        <w:t xml:space="preserve">-модель, которую можно вращать нажатием </w:t>
+      </w:r>
+      <w:r>
+        <w:rPr>
+          <w:rFonts w:ascii="Gotham Pro" w:hAnsi="Gotham Pro" w:cs="Gotham Pro"/>
+        </w:rPr>
+        <w:t>левой</w:t>
+      </w:r>
+      <w:r>
+        <w:rPr>
+          <w:rFonts w:ascii="Gotham Pro" w:hAnsi="Gotham Pro" w:cs="Gotham Pro"/>
+        </w:rPr>
+        <w:t xml:space="preserve"> кнопки мыши (</w:t>
+      </w:r>
+      <w:r>
+        <w:rPr>
+          <w:rFonts w:ascii="Gotham Pro" w:hAnsi="Gotham Pro" w:cs="Gotham Pro"/>
+        </w:rPr>
+        <w:t>Л</w:t>
+      </w:r>
+      <w:r>
+        <w:rPr>
+          <w:rFonts w:ascii="Gotham Pro" w:hAnsi="Gotham Pro" w:cs="Gotham Pro"/>
+        </w:rPr>
+        <w:t xml:space="preserve">КМ) и </w:t>
+      </w:r>
+      <w:r>
+        <w:rPr>
+          <w:rFonts w:ascii="Gotham Pro" w:hAnsi="Gotham Pro" w:cs="Gotham Pro"/>
+        </w:rPr>
+        <w:t xml:space="preserve">одновременным </w:t>
+      </w:r>
+      <w:r>
+        <w:rPr>
+          <w:rFonts w:ascii="Gotham Pro" w:hAnsi="Gotham Pro" w:cs="Gotham Pro"/>
+        </w:rPr>
+        <w:t>движением мыши влево</w:t>
+      </w:r>
+      <w:r>
+        <w:rPr>
+          <w:rFonts w:ascii="Gotham Pro" w:hAnsi="Gotham Pro" w:cs="Gotham Pro"/>
+        </w:rPr>
+        <w:t>-</w:t>
+      </w:r>
+      <w:r>
+        <w:rPr>
+          <w:rFonts w:ascii="Gotham Pro" w:hAnsi="Gotham Pro" w:cs="Gotham Pro"/>
+        </w:rPr>
+        <w:t>вправо</w:t>
+      </w:r>
+      <w:r>
+        <w:rPr>
+          <w:rFonts w:ascii="Gotham Pro" w:hAnsi="Gotham Pro" w:cs="Gotham Pro"/>
+        </w:rPr>
+        <w:t>, вверх-вниз</w:t>
+      </w:r>
+      <w:r>
+        <w:rPr>
+          <w:rFonts w:ascii="Gotham Pro" w:hAnsi="Gotham Pro" w:cs="Gotham Pro"/>
+        </w:rPr>
+        <w:t>.</w:t>
+      </w:r>
+    </w:p>
+    <w:p>
+      <w:pPr>
+        <w:pStyle w:val="a7"/>
+        <w:ind w:firstLine="284"/>
+        <w:rPr>
+          <w:rFonts w:ascii="Gotham Pro" w:hAnsi="Gotham Pro" w:cs="Gotham Pro"/>
+        </w:rPr>
+      </w:pPr>
+    </w:p>
+    <w:p>
+      <w:pPr>
+        <w:pStyle w:val="a7"/>
+        <w:spacing w:line="240" w:lineRule="auto"/>
+        <w:ind w:left="0" w:firstLine="284"/>
+        <w:jc w:val="center"/>
+        <w:rPr>
+          <w:rFonts w:ascii="Gotham Pro" w:hAnsi="Gotham Pro" w:cs="Gotham Pro"/>
+        </w:rPr>
+      </w:pPr>
+      <w:r>
+        <w:rPr>
+          <w:rFonts w:ascii="Gotham Pro" w:hAnsi="Gotham Pro" w:cs="Gotham Pro"/>
+          <w:noProof/>
+        </w:rPr>
+        <w:drawing>
+          <wp:inline distT="0" distB="0" distL="0" distR="0" wp14:anchorId="0300054A" wp14:editId="5BFFAD15">
+            <wp:extent cx="4381500" cy="2464594"/>
+            <wp:effectExtent l="0" t="0" r="0" b="0"/>
+            <wp:docPr id="688624599" name="Рисунок 4"/>
+            <wp:cNvGraphicFramePr>
+              <a:graphicFrameLocks xmlns:a="http://schemas.openxmlformats.org/drawingml/2006/main" noChangeAspect="1"/>
+            </wp:cNvGraphicFramePr>
+            <a:graphic xmlns:a="http://schemas.openxmlformats.org/drawingml/2006/main">
+              <a:graphicData uri="http://schemas.openxmlformats.org/drawingml/2006/picture">
+                <pic:pic xmlns:pic="http://schemas.openxmlformats.org/drawingml/2006/picture">
+                  <pic:nvPicPr>
+                    <pic:cNvPr id="688624599" name="Рисунок 4"/>
+                    <pic:cNvPicPr>
+                      <a:picLocks noChangeAspect="1" noChangeArrowheads="1"/>
+                    </pic:cNvPicPr>
+                  </pic:nvPicPr>
+                  <pic:blipFill>
+                    <a:blip r:embed="rId11" cstate="print">
+                      <a:extLst>
+                        <a:ext uri="{28A0092B-C50C-407E-A947-70E740481C1C}">
+                          <a14:useLocalDpi xmlns:a14="http://schemas.microsoft.com/office/drawing/2010/main" val="0"/>
+                        </a:ext>
+                      </a:extLst>
+                    </a:blip>
+                    <a:stretch>
+                      <a:fillRect/>
+                    </a:stretch>
+                  </pic:blipFill>
+                  <pic:spPr bwMode="auto">
+                    <a:xfrm>
+                      <a:off x="0" y="0"/>
+                      <a:ext cx="4388377" cy="2468462"/>
+                    </a:xfrm>
+                    <a:prstGeom prst="rect">
+                      <a:avLst/>
+                    </a:prstGeom>
+                    <a:noFill/>
+                    <a:ln>
+                      <a:noFill/>
+                    </a:ln>
+                  </pic:spPr>
+                </pic:pic>
+              </a:graphicData>
+            </a:graphic>
+          </wp:inline>
+        </w:drawing>
+      </w:r>
+    </w:p>
+    <w:p>
+      <w:pPr>
+        <w:pStyle w:val="a7"/>
+        <w:spacing w:line="240" w:lineRule="auto"/>
+        <w:ind w:left="0" w:firstLine="284"/>
+        <w:jc w:val="both"/>
+        <w:rPr>
+          <w:rFonts w:ascii="Gotham Pro" w:hAnsi="Gotham Pro" w:cs="Gotham Pro"/>
+        </w:rPr>
+      </w:pPr>
+    </w:p>
+    <w:p>
+      <w:pPr>
+        <w:pStyle w:val="a7"/>
+        <w:numPr>
+          <w:ilvl w:val="0"/>
+          <w:numId w:val="2"/>
+        </w:numPr>
+        <w:spacing w:line="240" w:lineRule="auto"/>
+        <w:ind w:left="0" w:firstLine="284"/>
+        <w:jc w:val="both"/>
+        <w:rPr>
+          <w:rFonts w:ascii="Gotham Pro" w:hAnsi="Gotham Pro" w:cs="Gotham Pro"/>
+          <w:b/>
+          <w:bCs/>
+        </w:rPr>
+      </w:pPr>
+      <w:r>
+        <w:rPr>
+          <w:rFonts w:ascii="Gotham Pro" w:hAnsi="Gotham Pro" w:cs="Gotham Pro"/>
+        </w:rPr>
+        <w:t>Если кликнуть правой кнопкой мыши (ПКМ) по модели, произойдёт выделение части тела, она подсветится синим</w:t>
+      </w:r>
+      <w:r>
+        <w:rPr>
+          <w:rFonts w:ascii="Gotham Pro" w:hAnsi="Gotham Pro" w:cs="Gotham Pro"/>
+        </w:rPr>
+        <w:t xml:space="preserve"> цветом</w:t>
+      </w:r>
+      <w:r>
+        <w:rPr>
+          <w:rFonts w:ascii="Gotham Pro" w:hAnsi="Gotham Pro" w:cs="Gotham Pro"/>
+        </w:rPr>
+        <w:t>, в нижней части экрана появится панель с описанием части тела, справа</w:t>
+      </w:r>
+      <w:r>
+        <w:rPr>
+          <w:rFonts w:ascii="Gotham Pro" w:hAnsi="Gotham Pro" w:cs="Gotham Pro"/>
+        </w:rPr>
+        <w:t xml:space="preserve"> чуть ниже середины экрана</w:t>
+      </w:r>
+      <w:r>
+        <w:rPr>
+          <w:rFonts w:ascii="Gotham Pro" w:hAnsi="Gotham Pro" w:cs="Gotham Pro"/>
+        </w:rPr>
+        <w:t xml:space="preserve"> – панель принадлежности выделенной части тела к группе</w:t>
+      </w:r>
+      <w:r>
+        <w:rPr>
+          <w:rFonts w:ascii="Gotham Pro" w:hAnsi="Gotham Pro" w:cs="Gotham Pro"/>
+        </w:rPr>
+        <w:t>.</w:t>
+      </w:r>
+    </w:p>
+    <w:p>
+      <w:pPr>
+        <w:pStyle w:val="a7"/>
+        <w:spacing w:line="240" w:lineRule="auto"/>
+        <w:ind w:left="284" w:firstLine="284"/>
+        <w:jc w:val="both"/>
+        <w:rPr>
+          <w:rFonts w:ascii="Gotham Pro" w:hAnsi="Gotham Pro" w:cs="Gotham Pro"/>
+          <w:b/>
+          <w:bCs/>
+        </w:rPr>
+      </w:pPr>
+    </w:p>
+    <w:p>
+      <w:pPr>
+        <w:pStyle w:val="a7"/>
+        <w:spacing w:line="240" w:lineRule="auto"/>
+        <w:ind w:left="0" w:firstLine="284"/>
+        <w:jc w:val="center"/>
+        <w:rPr>
+          <w:rFonts w:ascii="Gotham Pro" w:hAnsi="Gotham Pro" w:cs="Gotham Pro"/>
+        </w:rPr>
+      </w:pPr>
+      <w:r>
+        <w:rPr>
+          <w:rFonts w:ascii="Gotham Pro" w:hAnsi="Gotham Pro" w:cs="Gotham Pro"/>
+          <w:noProof/>
+        </w:rPr>
+        <w:drawing>
+          <wp:inline distT="0" distB="0" distL="0" distR="0" wp14:anchorId="1D5C0558" wp14:editId="31A85548">
+            <wp:extent cx="4429125" cy="2491383"/>
+            <wp:effectExtent l="0" t="0" r="0" b="4445"/>
+            <wp:docPr id="1934617836" name="Рисунок 4"/>
+            <wp:cNvGraphicFramePr>
+              <a:graphicFrameLocks xmlns:a="http://schemas.openxmlformats.org/drawingml/2006/main" noChangeAspect="1"/>
+            </wp:cNvGraphicFramePr>
+            <a:graphic xmlns:a="http://schemas.openxmlformats.org/drawingml/2006/main">
+              <a:graphicData uri="http://schemas.openxmlformats.org/drawingml/2006/picture">
+                <pic:pic xmlns:pic="http://schemas.openxmlformats.org/drawingml/2006/picture">
+                  <pic:nvPicPr>
+                    <pic:cNvPr id="1934617836" name="Рисунок 4"/>
+                    <pic:cNvPicPr>
+                      <a:picLocks noChangeAspect="1" noChangeArrowheads="1"/>
+                    </pic:cNvPicPr>
+                  </pic:nvPicPr>
+                  <pic:blipFill>
+                    <a:blip r:embed="rId12" cstate="print">
+                      <a:extLst>
+                        <a:ext uri="{28A0092B-C50C-407E-A947-70E740481C1C}">
+                          <a14:useLocalDpi xmlns:a14="http://schemas.microsoft.com/office/drawing/2010/main" val="0"/>
+                        </a:ext>
+                      </a:extLst>
+                    </a:blip>
+                    <a:stretch>
+                      <a:fillRect/>
+                    </a:stretch>
+                  </pic:blipFill>
+                  <pic:spPr bwMode="auto">
+                    <a:xfrm>
+                      <a:off x="0" y="0"/>
+                      <a:ext cx="4431163" cy="2492529"/>
+                    </a:xfrm>
+                    <a:prstGeom prst="rect">
+                      <a:avLst/>
+                    </a:prstGeom>
+                    <a:noFill/>
+                    <a:ln>
+                      <a:noFill/>
+                    </a:ln>
+                  </pic:spPr>
+                </pic:pic>
+              </a:graphicData>
+            </a:graphic>
+          </wp:inline>
+        </w:drawing>
+      </w:r>
+    </w:p>
+    <w:p>
+      <w:pPr>
+        <w:pStyle w:val="a7"/>
+        <w:spacing w:line="240" w:lineRule="auto"/>
+        <w:ind w:left="0" w:firstLine="284"/>
+        <w:jc w:val="center"/>
+        <w:rPr>
+          <w:rFonts w:ascii="Gotham Pro" w:hAnsi="Gotham Pro" w:cs="Gotham Pro"/>
+        </w:rPr>
+      </w:pPr>
+    </w:p>
+    <w:p>
+      <w:pPr>
+        <w:pStyle w:val="a7"/>
+        <w:numPr>
+          <w:ilvl w:val="0"/>
+          <w:numId w:val="2"/>
+        </w:numPr>
+        <w:spacing w:line="240" w:lineRule="auto"/>
+        <w:ind w:left="0" w:firstLine="284"/>
+        <w:jc w:val="both"/>
+        <w:rPr>
+          <w:rFonts w:ascii="Gotham Pro" w:hAnsi="Gotham Pro" w:cs="Gotham Pro"/>
+        </w:rPr>
+      </w:pPr>
+      <w:r>
+        <w:rPr>
+          <w:rFonts w:ascii="Gotham Pro" w:hAnsi="Gotham Pro" w:cs="Gotham Pro"/>
+        </w:rPr>
+        <w:t>Чтобы снять выделение, необходимо кликнуть ПКМ на свободном участке экрана, где нет никакой 3</w:t>
+      </w:r>
+      <w:r>
+        <w:rPr>
+          <w:rFonts w:ascii="Gotham Pro" w:hAnsi="Gotham Pro" w:cs="Gotham Pro"/>
+          <w:lang w:val="en-US"/>
+        </w:rPr>
+        <w:t>D</w:t>
+      </w:r>
+      <w:r>
+        <w:rPr>
+          <w:rFonts w:ascii="Gotham Pro" w:hAnsi="Gotham Pro" w:cs="Gotham Pro"/>
+        </w:rPr>
+        <w:t>-модели</w:t>
+      </w:r>
+      <w:r>
+        <w:rPr>
+          <w:rFonts w:ascii="Gotham Pro" w:hAnsi="Gotham Pro" w:cs="Gotham Pro"/>
+        </w:rPr>
+        <w:t>.</w:t>
+      </w:r>
+    </w:p>
+    <w:p>
+      <w:pPr>
+        <w:pStyle w:val="a7"/>
+        <w:spacing w:line="240" w:lineRule="auto"/>
+        <w:ind w:left="284" w:firstLine="284"/>
+        <w:jc w:val="both"/>
+        <w:rPr>
+          <w:rFonts w:ascii="Gotham Pro" w:hAnsi="Gotham Pro" w:cs="Gotham Pro"/>
+        </w:rPr>
+      </w:pPr>
+    </w:p>
+    <w:p>
+      <w:pPr>
+        <w:pStyle w:val="a7"/>
+        <w:spacing w:line="240" w:lineRule="auto"/>
+        <w:ind w:left="0" w:firstLine="284"/>
+        <w:jc w:val="center"/>
+        <w:rPr>
+          <w:rFonts w:ascii="Gotham Pro" w:hAnsi="Gotham Pro" w:cs="Gotham Pro"/>
+        </w:rPr>
+      </w:pPr>
+      <w:r>
+        <w:rPr>
+          <w:rFonts w:ascii="Gotham Pro" w:hAnsi="Gotham Pro" w:cs="Gotham Pro"/>
+          <w:noProof/>
+        </w:rPr>
+        <w:drawing>
+          <wp:inline distT="0" distB="0" distL="0" distR="0" wp14:anchorId="20E4D769" wp14:editId="20BF37B3">
+            <wp:extent cx="4504267" cy="2533650"/>
+            <wp:effectExtent l="0" t="0" r="0" b="0"/>
+            <wp:docPr id="257946308" name="Рисунок 4"/>
+            <wp:cNvGraphicFramePr>
+              <a:graphicFrameLocks xmlns:a="http://schemas.openxmlformats.org/drawingml/2006/main" noChangeAspect="1"/>
+            </wp:cNvGraphicFramePr>
+            <a:graphic xmlns:a="http://schemas.openxmlformats.org/drawingml/2006/main">
+              <a:graphicData uri="http://schemas.openxmlformats.org/drawingml/2006/picture">
+                <pic:pic xmlns:pic="http://schemas.openxmlformats.org/drawingml/2006/picture">
+                  <pic:nvPicPr>
+                    <pic:cNvPr id="257946308" name="Рисунок 4"/>
+                    <pic:cNvPicPr>
+                      <a:picLocks noChangeAspect="1" noChangeArrowheads="1"/>
+                    </pic:cNvPicPr>
+                  </pic:nvPicPr>
+                  <pic:blipFill>
+                    <a:blip r:embed="rId13" cstate="print">
+                      <a:extLst>
+                        <a:ext uri="{28A0092B-C50C-407E-A947-70E740481C1C}">
+                          <a14:useLocalDpi xmlns:a14="http://schemas.microsoft.com/office/drawing/2010/main" val="0"/>
+                        </a:ext>
+                      </a:extLst>
+                    </a:blip>
+                    <a:stretch>
+                      <a:fillRect/>
+                    </a:stretch>
+                  </pic:blipFill>
+                  <pic:spPr bwMode="auto">
+                    <a:xfrm>
+                      <a:off x="0" y="0"/>
+                      <a:ext cx="4505969" cy="2534607"/>
+                    </a:xfrm>
+                    <a:prstGeom prst="rect">
+                      <a:avLst/>
+                    </a:prstGeom>
+                    <a:noFill/>
+                    <a:ln>
+                      <a:noFill/>
+                    </a:ln>
+                  </pic:spPr>
+                </pic:pic>
+              </a:graphicData>
+            </a:graphic>
+          </wp:inline>
+        </w:drawing>
+      </w:r>
+    </w:p>
+    <w:p>
+      <w:pPr>
+        <w:pStyle w:val="a7"/>
+        <w:spacing w:line="240" w:lineRule="auto"/>
+        <w:ind w:left="0" w:firstLine="284"/>
+        <w:jc w:val="center"/>
+        <w:rPr>
+          <w:rFonts w:ascii="Gotham Pro" w:hAnsi="Gotham Pro" w:cs="Gotham Pro"/>
+        </w:rPr>
+      </w:pPr>
+    </w:p>
+    <w:p>
+      <w:pPr>
+        <w:pStyle w:val="a7"/>
+        <w:numPr>
+          <w:ilvl w:val="0"/>
+          <w:numId w:val="2"/>
+        </w:numPr>
+        <w:spacing w:line="240" w:lineRule="auto"/>
+        <w:ind w:left="0" w:firstLine="284"/>
+        <w:jc w:val="both"/>
+        <w:rPr>
+          <w:rFonts w:ascii="Gotham Pro" w:hAnsi="Gotham Pro" w:cs="Gotham Pro"/>
+        </w:rPr>
+      </w:pPr>
+      <w:r>
+        <w:rPr>
+          <w:rFonts w:ascii="Gotham Pro" w:hAnsi="Gotham Pro" w:cs="Gotham Pro"/>
+        </w:rPr>
         <w:t>В правой верхней части</w:t>
       </w:r>
       <w:r>
@@ -843,7 +1299,21 @@
         <w:rPr>
           <w:rFonts w:ascii="Gotham Pro" w:hAnsi="Gotham Pro" w:cs="Gotham Pro"/>
         </w:rPr>
-        <w:t xml:space="preserve"> расположены раскрываемые кнопки активации анатомических систем, кликая ЛКМ по которым можно целиком включить/отключить все части тела</w:t>
+        <w:t xml:space="preserve"> расположены раскрываемые кнопки активации анатомических систем, кликая </w:t>
+      </w:r>
+      <w:proofErr w:type="gramStart"/>
+      <w:r>
+        <w:rPr>
+          <w:rFonts w:ascii="Gotham Pro" w:hAnsi="Gotham Pro" w:cs="Gotham Pro"/>
+        </w:rPr>
+        <w:t>ЛКМ</w:t>
+      </w:r>
+      <w:proofErr w:type="gramEnd"/>
+      <w:r>
+        <w:rPr>
+          <w:rFonts w:ascii="Gotham Pro" w:hAnsi="Gotham Pro" w:cs="Gotham Pro"/>
+        </w:rPr>
+        <w:t xml:space="preserve"> по которым можно целиком включить/отключить все части тела</w:t>
       </w:r>
       <w:r>
         <w:rPr>
@@ -914,7 +1384,7 @@
                     </pic:cNvPicPr>
                   </pic:nvPicPr>
                   <pic:blipFill>
-                    <a:blip r:embed="rId10" cstate="print">
+                    <a:blip r:embed="rId14" cstate="print">
                       <a:extLst>
                         <a:ext uri="{28A0092B-C50C-407E-A947-70E740481C1C}">
                           <a14:useLocalDpi xmlns:a14="http://schemas.microsoft.com/office/drawing/2010/main" val="0"/>
@@ -989,7 +1459,7 @@
                     </pic:cNvPicPr>
                   </pic:nvPicPr>
                   <pic:blipFill>
-                    <a:blip r:embed="rId11" cstate="print">
+                    <a:blip r:embed="rId15" cstate="print">
                       <a:extLst>
                         <a:ext uri="{28A0092B-C50C-407E-A947-70E740481C1C}">
                           <a14:useLocalDpi xmlns:a14="http://schemas.microsoft.com/office/drawing/2010/main" val="0"/>
@@ -1121,7 +1591,7 @@
                     </pic:cNvPicPr>
                   </pic:nvPicPr>
                   <pic:blipFill>
-                    <a:blip r:embed="rId12" cstate="print">
+                    <a:blip r:embed="rId16" cstate="print">
                       <a:extLst>
                         <a:ext uri="{28A0092B-C50C-407E-A947-70E740481C1C}">
                           <a14:useLocalDpi xmlns:a14="http://schemas.microsoft.com/office/drawing/2010/main" val="0"/>
@@ -1181,6 +1651,7 @@
         <w:rPr>
           <w:rFonts w:ascii="Gotham Pro" w:hAnsi="Gotham Pro" w:cs="Gotham Pro"/>
         </w:rPr>
+        <w:lastRenderedPageBreak/>
         <w:t xml:space="preserve">Когда выделена какая-то часть тела, её можно отдельно рассмотреть в </w:t>
       </w:r>
       <w:r>
@@ -1360,7 +1831,7 @@
                     </pic:cNvPicPr>
                   </pic:nvPicPr>
                   <pic:blipFill>
-                    <a:blip r:embed="rId13" cstate="print">
+                    <a:blip r:embed="rId17" cstate="print">
                       <a:extLst>
                         <a:ext uri="{28A0092B-C50C-407E-A947-70E740481C1C}">
                           <a14:useLocalDpi xmlns:a14="http://schemas.microsoft.com/office/drawing/2010/main" val="0"/>
@@ -1417,7 +1888,6 @@
           <w:rFonts w:ascii="Gotham Pro" w:hAnsi="Gotham Pro" w:cs="Gotham Pro"/>
           <w:noProof/>
         </w:rPr>
-        <w:lastRenderedPageBreak/>
         <w:drawing>
           <wp:inline distT="0" distB="0" distL="0" distR="0" wp14:anchorId="06B4F993" wp14:editId="2C552EFE">
             <wp:extent cx="4473989" cy="2516618"/>
@@ -1436,7 +1906,7 @@
                     </pic:cNvPicPr>
                   </pic:nvPicPr>
                   <pic:blipFill>
-                    <a:blip r:embed="rId14" cstate="print">
+                    <a:blip r:embed="rId18" cstate="print">
                       <a:extLst>
                         <a:ext uri="{28A0092B-C50C-407E-A947-70E740481C1C}">
                           <a14:useLocalDpi xmlns:a14="http://schemas.microsoft.com/office/drawing/2010/main" val="0"/>
@@ -1701,7 +2171,7 @@
                     </pic:cNvPicPr>
                   </pic:nvPicPr>
                   <pic:blipFill>
-                    <a:blip r:embed="rId15" cstate="print">
+                    <a:blip r:embed="rId19" cstate="print">
                       <a:extLst>
                         <a:ext uri="{28A0092B-C50C-407E-A947-70E740481C1C}">
                           <a14:useLocalDpi xmlns:a14="http://schemas.microsoft.com/office/drawing/2010/main" val="0"/>
@@ -1761,6 +2231,7 @@
         <w:rPr>
           <w:rFonts w:ascii="Gotham Pro" w:hAnsi="Gotham Pro" w:cs="Gotham Pro"/>
         </w:rPr>
+        <w:lastRenderedPageBreak/>
         <w:t xml:space="preserve">В левом нижнем углу экрана расположена кнопка </w:t>
       </w:r>
       <w:r>
@@ -1834,7 +2305,7 @@
                     </pic:cNvPicPr>
                   </pic:nvPicPr>
                   <pic:blipFill>
-                    <a:blip r:embed="rId16" cstate="print">
+                    <a:blip r:embed="rId20" cstate="print">
                       <a:extLst>
                         <a:ext uri="{28A0092B-C50C-407E-A947-70E740481C1C}">
                           <a14:useLocalDpi xmlns:a14="http://schemas.microsoft.com/office/drawing/2010/main" val="0"/>
@@ -1891,7 +2362,6 @@
           <w:rFonts w:ascii="Gotham Pro" w:hAnsi="Gotham Pro" w:cs="Gotham Pro"/>
           <w:noProof/>
         </w:rPr>
-        <w:lastRenderedPageBreak/>
         <w:drawing>
           <wp:inline distT="0" distB="0" distL="0" distR="0" wp14:anchorId="1C419D23" wp14:editId="3B5BF6D9">
             <wp:extent cx="4639568" cy="2609757"/>
@@ -1910,7 +2380,7 @@
                     </pic:cNvPicPr>
                   </pic:nvPicPr>
                   <pic:blipFill>
-                    <a:blip r:embed="rId17" cstate="print">
+                    <a:blip r:embed="rId21" cstate="print">
                       <a:extLst>
                         <a:ext uri="{28A0092B-C50C-407E-A947-70E740481C1C}">
                           <a14:useLocalDpi xmlns:a14="http://schemas.microsoft.com/office/drawing/2010/main" val="0"/>
@@ -2026,7 +2496,7 @@
       <w:pPr>
         <w:pStyle w:val="a7"/>
         <w:spacing w:line="240" w:lineRule="auto"/>
-        <w:ind w:left="284"/>
+        <w:ind w:left="284" w:firstLine="284"/>
         <w:jc w:val="both"/>
         <w:rPr>
           <w:rFonts w:ascii="Gotham Pro" w:hAnsi="Gotham Pro" w:cs="Gotham Pro"/>
@@ -2037,7 +2507,7 @@
       <w:pPr>
         <w:pStyle w:val="a7"/>
         <w:spacing w:line="240" w:lineRule="auto"/>
-        <w:ind w:left="284"/>
+        <w:ind w:left="284" w:firstLine="284"/>
         <w:jc w:val="center"/>
         <w:rPr>
           <w:rFonts w:ascii="Gotham Pro" w:hAnsi="Gotham Pro" w:cs="Gotham Pro"/>
@@ -2066,7 +2536,7 @@
                     </pic:cNvPicPr>
                   </pic:nvPicPr>
                   <pic:blipFill>
-                    <a:blip r:embed="rId18" cstate="print">
+                    <a:blip r:embed="rId22" cstate="print">
                       <a:extLst>
                         <a:ext uri="{28A0092B-C50C-407E-A947-70E740481C1C}">
                           <a14:useLocalDpi xmlns:a14="http://schemas.microsoft.com/office/drawing/2010/main" val="0"/>
@@ -2101,7 +2571,7 @@
       <w:pPr>
         <w:pStyle w:val="a7"/>
         <w:spacing w:line="240" w:lineRule="auto"/>
-        <w:ind w:left="284"/>
+        <w:ind w:left="284" w:firstLine="284"/>
         <w:jc w:val="center"/>
         <w:rPr>
           <w:rFonts w:ascii="Gotham Pro" w:hAnsi="Gotham Pro" w:cs="Gotham Pro"/>
@@ -2126,6 +2596,7 @@
         <w:rPr>
           <w:rFonts w:ascii="Gotham Pro" w:hAnsi="Gotham Pro" w:cs="Gotham Pro"/>
         </w:rPr>
+        <w:lastRenderedPageBreak/>
         <w:t xml:space="preserve">Также можно кликать ЛКМ по частям тела в </w:t>
       </w:r>
       <w:r>
@@ -2205,7 +2676,7 @@
                     </pic:cNvPicPr>
                   </pic:nvPicPr>
                   <pic:blipFill>
-                    <a:blip r:embed="rId19" cstate="print">
+                    <a:blip r:embed="rId23" cstate="print">
                       <a:extLst>
                         <a:ext uri="{28A0092B-C50C-407E-A947-70E740481C1C}">
                           <a14:useLocalDpi xmlns:a14="http://schemas.microsoft.com/office/drawing/2010/main" val="0"/>
@@ -2264,7 +2735,6 @@
         <w:rPr>
           <w:rFonts w:ascii="Gotham Pro" w:hAnsi="Gotham Pro" w:cs="Gotham Pro"/>
         </w:rPr>
-        <w:lastRenderedPageBreak/>
         <w:t>Когда выделена какая-то часть тела, можно кликнуть ЛКМ по кнопке группы, которой принадлежит выбранная часть тела</w:t>
       </w:r>
       <w:r>
@@ -2342,7 +2812,7 @@
                     </pic:cNvPicPr>
                   </pic:nvPicPr>
                   <pic:blipFill>
-                    <a:blip r:embed="rId20" cstate="print">
+                    <a:blip r:embed="rId24" cstate="print">
                       <a:extLst>
                         <a:ext uri="{28A0092B-C50C-407E-A947-70E740481C1C}">
                           <a14:useLocalDpi xmlns:a14="http://schemas.microsoft.com/office/drawing/2010/main" val="0"/>
@@ -2417,7 +2887,7 @@
                     </pic:cNvPicPr>
                   </pic:nvPicPr>
                   <pic:blipFill>
-                    <a:blip r:embed="rId21" cstate="print">
+                    <a:blip r:embed="rId25" cstate="print">
                       <a:extLst>
                         <a:ext uri="{28A0092B-C50C-407E-A947-70E740481C1C}">
                           <a14:useLocalDpi xmlns:a14="http://schemas.microsoft.com/office/drawing/2010/main" val="0"/>
@@ -2477,6 +2947,7 @@
         <w:rPr>
           <w:rFonts w:ascii="Gotham Pro" w:hAnsi="Gotham Pro" w:cs="Gotham Pro"/>
         </w:rPr>
+        <w:lastRenderedPageBreak/>
         <w:t xml:space="preserve">В правом нижнем углу экрана расположена кнопка </w:t>
       </w:r>
       <w:r>
@@ -2554,7 +3025,7 @@
                     </pic:cNvPicPr>
                   </pic:nvPicPr>
                   <pic:blipFill>
-                    <a:blip r:embed="rId22" cstate="print">
+                    <a:blip r:embed="rId26" cstate="print">
                       <a:extLst>
                         <a:ext uri="{28A0092B-C50C-407E-A947-70E740481C1C}">
                           <a14:useLocalDpi xmlns:a14="http://schemas.microsoft.com/office/drawing/2010/main" val="0"/>
@@ -2629,7 +3100,7 @@
                     </pic:cNvPicPr>
                   </pic:nvPicPr>
                   <pic:blipFill>
-                    <a:blip r:embed="rId23" cstate="print">
+                    <a:blip r:embed="rId27" cstate="print">
                       <a:extLst>
                         <a:ext uri="{28A0092B-C50C-407E-A947-70E740481C1C}">
                           <a14:useLocalDpi xmlns:a14="http://schemas.microsoft.com/office/drawing/2010/main" val="0"/>
@@ -2784,7 +3255,7 @@
                     </pic:cNvPicPr>
                   </pic:nvPicPr>
                   <pic:blipFill>
-                    <a:blip r:embed="rId24" cstate="print">
+                    <a:blip r:embed="rId28" cstate="print">
                       <a:extLst>
                         <a:ext uri="{28A0092B-C50C-407E-A947-70E740481C1C}">
                           <a14:useLocalDpi xmlns:a14="http://schemas.microsoft.com/office/drawing/2010/main" val="0"/>
@@ -2844,6 +3315,7 @@
         <w:rPr>
           <w:rFonts w:ascii="Gotham Pro" w:hAnsi="Gotham Pro" w:cs="Gotham Pro"/>
         </w:rPr>
+        <w:lastRenderedPageBreak/>
         <w:t xml:space="preserve">При нажатии в </w:t>
       </w:r>
       <w:r>
@@ -2943,7 +3415,7 @@
                     </pic:cNvPicPr>
                   </pic:nvPicPr>
                   <pic:blipFill>
-                    <a:blip r:embed="rId25" cstate="print">
+                    <a:blip r:embed="rId29" cstate="print">
                       <a:extLst>
                         <a:ext uri="{28A0092B-C50C-407E-A947-70E740481C1C}">
                           <a14:useLocalDpi xmlns:a14="http://schemas.microsoft.com/office/drawing/2010/main" val="0"/>
@@ -3003,7 +3475,6 @@
         <w:rPr>
           <w:rFonts w:ascii="Gotham Pro" w:hAnsi="Gotham Pro" w:cs="Gotham Pro"/>
         </w:rPr>
-        <w:lastRenderedPageBreak/>
         <w:t>При нажатии</w:t>
       </w:r>
       <w:r>
@@ -3063,7 +3534,7 @@
       <w:pPr>
         <w:pStyle w:val="a7"/>
         <w:spacing w:line="240" w:lineRule="auto"/>
-        <w:ind w:left="284"/>
+        <w:ind w:left="284" w:firstLine="284"/>
         <w:jc w:val="both"/>
         <w:rPr>
           <w:rFonts w:ascii="Gotham Pro" w:hAnsi="Gotham Pro" w:cs="Gotham Pro"/>
@@ -3074,7 +3545,7 @@
       <w:pPr>
         <w:pStyle w:val="a7"/>
         <w:spacing w:line="240" w:lineRule="auto"/>
-        <w:ind w:left="284"/>
+        <w:ind w:left="284" w:firstLine="284"/>
         <w:jc w:val="center"/>
         <w:rPr>
           <w:rFonts w:ascii="Gotham Pro" w:hAnsi="Gotham Pro" w:cs="Gotham Pro"/>
@@ -3103,7 +3574,7 @@
                     </pic:cNvPicPr>
                   </pic:nvPicPr>
                   <pic:blipFill>
-                    <a:blip r:embed="rId26" cstate="print">
+                    <a:blip r:embed="rId30" cstate="print">
                       <a:extLst>
                         <a:ext uri="{28A0092B-C50C-407E-A947-70E740481C1C}">
                           <a14:useLocalDpi xmlns:a14="http://schemas.microsoft.com/office/drawing/2010/main" val="0"/>
@@ -3145,7 +3616,7 @@
 </file>
 
 <file path=word/numbering.xml><?xml version="1.0" encoding="utf-8"?>
-<w:numbering xmlns:wpc="http://schemas.microsoft.com/office/word/2010/wordprocessingCanvas" xmlns:cx="http://schemas.microsoft.com/office/drawing/2014/chartex" xmlns:cx1="http://schemas.microsoft.com/office/drawing/2015/9/8/chartex" xmlns:cx2="http://schemas.microsoft.com/office/drawing/2015/10/21/chartex" xmlns:cx3="http://schemas.microsoft.com/office/drawing/2016/5/9/chartex" xmlns:cx4="http://schemas.microsoft.com/office/drawing/2016/5/10/chartex" xmlns:cx5="http://schemas.microsoft.com/office/drawing/2016/5/11/chartex" xmlns:cx6="http://schemas.microsoft.com/office/drawing/2016/5/12/chartex" xmlns:cx7="http://schemas.microsoft.com/office/drawing/2016/5/13/chartex" xmlns:cx8="http://schemas.microsoft.com/office/drawing/2016/5/14/chartex" xmlns:mc="http://schemas.openxmlformats.org/markup-compatibility/2006" xmlns:aink="http://schemas.microsoft.com/office/drawing/2016/ink" xmlns:am3d="http://schemas.microsoft.com/office/drawing/2017/model3d" xmlns:o="urn:schemas-microsoft-com:office:office" xmlns:oel="http://schemas.microsoft.com/office/2019/extlst" xmlns:r="http://schemas.openxmlformats.org/officeDocument/2006/relationships" xmlns:m="http://schemas.openxmlformats.org/officeDocument/2006/math" xmlns:v="urn:schemas-microsoft-com:vml" xmlns:wp14="http://schemas.microsoft.com/office/word/2010/wordprocessingDrawing" xmlns:wp="http://schemas.openxmlformats.org/drawingml/2006/wordprocessingDrawing" xmlns:w10="urn:schemas-microsoft-com:office:word" xmlns:w="http://schemas.openxmlformats.org/wordprocessingml/2006/main" xmlns:w14="http://schemas.microsoft.com/office/word/2010/wordml" xmlns:w15="http://schemas.microsoft.com/office/word/2012/wordml" xmlns:w16cex="http://schemas.microsoft.com/office/word/2018/wordml/cex" xmlns:w16cid="http://schemas.microsoft.com/office/word/2016/wordml/cid" xmlns:w16="http://schemas.microsoft.com/office/word/2018/wordml" xmlns:w16du="http://schemas.microsoft.com/office/word/2023/wordml/word16du" xmlns:w16sdtdh="http://schemas.microsoft.com/office/word/2020/wordml/sdtdatahash" xmlns:w16sdtfl="http://schemas.microsoft.com/office/word/2024/wordml/sdtformatlock" xmlns:w16se="http://schemas.microsoft.com/office/word/2015/wordml/symex" xmlns:wpg="http://schemas.microsoft.com/office/word/2010/wordprocessingGroup" xmlns:wpi="http://schemas.microsoft.com/office/word/2010/wordprocessingInk" xmlns:wne="http://schemas.microsoft.com/office/word/2006/wordml" xmlns:wps="http://schemas.microsoft.com/office/word/2010/wordprocessingShape" mc:Ignorable="w14 w15 w16se w16cid w16 w16cex w16sdtdh w16sdtfl w16du wp14">
+<w:numbering xmlns:wpc="http://schemas.microsoft.com/office/word/2010/wordprocessingCanvas" xmlns:cx="http://schemas.microsoft.com/office/drawing/2014/chartex" xmlns:cx1="http://schemas.microsoft.com/office/drawing/2015/9/8/chartex" xmlns:cx2="http://schemas.microsoft.com/office/drawing/2015/10/21/chartex" xmlns:cx3="http://schemas.microsoft.com/office/drawing/2016/5/9/chartex" xmlns:cx4="http://schemas.microsoft.com/office/drawing/2016/5/10/chartex" xmlns:cx5="http://schemas.microsoft.com/office/drawing/2016/5/11/chartex" xmlns:cx6="http://schemas.microsoft.com/office/drawing/2016/5/12/chartex" xmlns:cx7="http://schemas.microsoft.com/office/drawing/2016/5/13/chartex" xmlns:cx8="http://schemas.microsoft.com/office/drawing/2016/5/14/chartex" xmlns:mc="http://schemas.openxmlformats.org/markup-compatibility/2006" xmlns:aink="http://schemas.microsoft.com/office/drawing/2016/ink" xmlns:am3d="http://schemas.microsoft.com/office/drawing/2017/model3d" xmlns:o="urn:schemas-microsoft-com:office:office" xmlns:oel="http://schemas.microsoft.com/office/2019/extlst" xmlns:r="http://schemas.openxmlformats.org/officeDocument/2006/relationships" xmlns:m="http://schemas.openxmlformats.org/officeDocument/2006/math" xmlns:v="urn:schemas-microsoft-com:vml" xmlns:wp14="http://schemas.microsoft.com/office/word/2010/wordprocessingDrawing" xmlns:wp="http://schemas.openxmlformats.org/drawingml/2006/wordprocessingDrawing" xmlns:w10="urn:schemas-microsoft-com:office:word" xmlns:w="http://schemas.openxmlformats.org/wordprocessingml/2006/main" xmlns:w14="http://schemas.microsoft.com/office/word/2010/wordml" xmlns:w15="http://schemas.microsoft.com/office/word/2012/wordml" xmlns:w16cex="http://schemas.microsoft.com/office/word/2018/wordml/cex" xmlns:w16cid="http://schemas.microsoft.com/office/word/2016/wordml/cid" xmlns:w16="http://schemas.microsoft.com/office/word/2018/wordml" xmlns:w16du="http://schemas.microsoft.com/office/word/2023/wordml/word16du" xmlns:w16sdtdh="http://schemas.microsoft.com/office/word/2020/wordml/sdtdatahash" xmlns:w16se="http://schemas.microsoft.com/office/word/2015/wordml/symex" xmlns:wpg="http://schemas.microsoft.com/office/word/2010/wordprocessingGroup" xmlns:wpi="http://schemas.microsoft.com/office/word/2010/wordprocessingInk" xmlns:wne="http://schemas.microsoft.com/office/word/2006/wordml" xmlns:wps="http://schemas.microsoft.com/office/word/2010/wordprocessingShape" mc:Ignorable="w14 w15 w16se w16cid w16 w16cex w16sdtdh wp14">
   <w:abstractNum w:abstractNumId="0" w15:restartNumberingAfterBreak="0">
     <w:nsid w:val="0B515837"/>
     <w:multiLevelType w:val="hybridMultilevel"/>
@@ -3423,7 +3894,7 @@
 </file>
 
 <file path=word/styles.xml><?xml version="1.0" encoding="utf-8"?>
-<w:styles xmlns:mc="http://schemas.openxmlformats.org/markup-compatibility/2006" xmlns:r="http://schemas.openxmlformats.org/officeDocument/2006/relationships" xmlns:w="http://schemas.openxmlformats.org/wordprocessingml/2006/main" xmlns:w14="http://schemas.microsoft.com/office/word/2010/wordml" xmlns:w15="http://schemas.microsoft.com/office/word/2012/wordml" xmlns:w16cex="http://schemas.microsoft.com/office/word/2018/wordml/cex" xmlns:w16cid="http://schemas.microsoft.com/office/word/2016/wordml/cid" xmlns:w16="http://schemas.microsoft.com/office/word/2018/wordml" xmlns:w16du="http://schemas.microsoft.com/office/word/2023/wordml/word16du" xmlns:w16sdtdh="http://schemas.microsoft.com/office/word/2020/wordml/sdtdatahash" xmlns:w16sdtfl="http://schemas.microsoft.com/office/word/2024/wordml/sdtformatlock" xmlns:w16se="http://schemas.microsoft.com/office/word/2015/wordml/symex" mc:Ignorable="w14 w15 w16se w16cid w16 w16cex w16sdtdh w16sdtfl w16du">
+<w:styles xmlns:mc="http://schemas.openxmlformats.org/markup-compatibility/2006" xmlns:r="http://schemas.openxmlformats.org/officeDocument/2006/relationships" xmlns:w="http://schemas.openxmlformats.org/wordprocessingml/2006/main" xmlns:w14="http://schemas.microsoft.com/office/word/2010/wordml" xmlns:w15="http://schemas.microsoft.com/office/word/2012/wordml" xmlns:w16cex="http://schemas.microsoft.com/office/word/2018/wordml/cex" xmlns:w16cid="http://schemas.microsoft.com/office/word/2016/wordml/cid" xmlns:w16="http://schemas.microsoft.com/office/word/2018/wordml" xmlns:w16sdtdh="http://schemas.microsoft.com/office/word/2020/wordml/sdtdatahash" xmlns:w16se="http://schemas.microsoft.com/office/word/2015/wordml/symex" mc:Ignorable="w14 w15 w16se w16cid w16 w16cex w16sdtdh">
   <w:docDefaults>
     <w:rPrDefault>
       <w:rPr>
